--- a/i_test/test_D6_Table_2/g_output/D6_Table_2_caratterizzazione_coorte_sottopopolazione_CAP_tirzepatide.docx
+++ b/i_test/test_D6_Table_2/g_output/D6_Table_2_caratterizzazione_coorte_sottopopolazione_CAP_tirzepatide.docx
@@ -231,37 +231,27 @@
               <w:pStyle w:val="Normal"/>
             </w:pPr>
             <w:r>
-              <w:t>589</w:t>
-            </w:r>
-          </w:p>
-        </w:tc>
-        <w:tc>
-          <w:p>
-            <w:pPr>
-              <w:pStyle w:val="Normal"/>
-            </w:pPr>
-            <w:r>
-              <w:t>544</w:t>
-            </w:r>
-          </w:p>
-        </w:tc>
-        <w:tc>
-          <w:p>
-            <w:pPr>
-              <w:pStyle w:val="Normal"/>
-            </w:pPr>
-            <w:r>
-              <w:t>559</w:t>
-            </w:r>
-          </w:p>
-        </w:tc>
-        <w:tc>
-          <w:p>
-            <w:pPr>
-              <w:pStyle w:val="Normal"/>
-            </w:pPr>
-            <w:r>
-              <w:t>528</w:t>
+              <w:t>542</w:t>
+            </w:r>
+          </w:p>
+        </w:tc>
+        <w:tc>
+          <w:p>
+            <w:pPr>
+              <w:pStyle w:val="Normal"/>
+            </w:pPr>
+            <w:r>
+              <w:t>555</w:t>
+            </w:r>
+          </w:p>
+        </w:tc>
+        <w:tc>
+          <w:p>
+            <w:pPr>
+              <w:pStyle w:val="Normal"/>
+            </w:pPr>
+            <w:r>
+              <w:t>541</w:t>
             </w:r>
           </w:p>
         </w:tc>
@@ -281,37 +271,47 @@
               <w:pStyle w:val="Normal"/>
             </w:pPr>
             <w:r>
-              <w:t>555</w:t>
-            </w:r>
-          </w:p>
-        </w:tc>
-        <w:tc>
-          <w:p>
-            <w:pPr>
-              <w:pStyle w:val="Normal"/>
-            </w:pPr>
-            <w:r>
-              <w:t>579</w:t>
-            </w:r>
-          </w:p>
-        </w:tc>
-        <w:tc>
-          <w:p>
-            <w:pPr>
-              <w:pStyle w:val="Normal"/>
-            </w:pPr>
-            <w:r>
-              <w:t>590</w:t>
-            </w:r>
-          </w:p>
-        </w:tc>
-        <w:tc>
-          <w:p>
-            <w:pPr>
-              <w:pStyle w:val="Normal"/>
-            </w:pPr>
-            <w:r>
-              <w:t>500</w:t>
+              <w:t>576</w:t>
+            </w:r>
+          </w:p>
+        </w:tc>
+        <w:tc>
+          <w:p>
+            <w:pPr>
+              <w:pStyle w:val="Normal"/>
+            </w:pPr>
+            <w:r>
+              <w:t>593</w:t>
+            </w:r>
+          </w:p>
+        </w:tc>
+        <w:tc>
+          <w:p>
+            <w:pPr>
+              <w:pStyle w:val="Normal"/>
+            </w:pPr>
+            <w:r>
+              <w:t>546</w:t>
+            </w:r>
+          </w:p>
+        </w:tc>
+        <w:tc>
+          <w:p>
+            <w:pPr>
+              <w:pStyle w:val="Normal"/>
+            </w:pPr>
+            <w:r>
+              <w:t>541</w:t>
+            </w:r>
+          </w:p>
+        </w:tc>
+        <w:tc>
+          <w:p>
+            <w:pPr>
+              <w:pStyle w:val="Normal"/>
+            </w:pPr>
+            <w:r>
+              <w:t>550</w:t>
             </w:r>
           </w:p>
         </w:tc>
@@ -323,97 +323,97 @@
               <w:pStyle w:val="Normal"/>
             </w:pPr>
             <w:r>
-              <w:t>BMI pregravidico basso (&lt;18,5), n (%)</w:t>
-            </w:r>
-          </w:p>
-        </w:tc>
-        <w:tc>
-          <w:p>
-            <w:pPr>
-              <w:pStyle w:val="Normal"/>
-            </w:pPr>
-            <w:r>
-              <w:t>175 (29,7%)</w:t>
-            </w:r>
-          </w:p>
-        </w:tc>
-        <w:tc>
-          <w:p>
-            <w:pPr>
-              <w:pStyle w:val="Normal"/>
-            </w:pPr>
-            <w:r>
-              <w:t>145 (26,7%)</w:t>
-            </w:r>
-          </w:p>
-        </w:tc>
-        <w:tc>
-          <w:p>
-            <w:pPr>
-              <w:pStyle w:val="Normal"/>
-            </w:pPr>
-            <w:r>
-              <w:t>151 (27,0%)</w:t>
-            </w:r>
-          </w:p>
-        </w:tc>
-        <w:tc>
-          <w:p>
-            <w:pPr>
-              <w:pStyle w:val="Normal"/>
-            </w:pPr>
-            <w:r>
-              <w:t>140 (26,5%)</w:t>
-            </w:r>
-          </w:p>
-        </w:tc>
-        <w:tc>
-          <w:p>
-            <w:pPr>
-              <w:pStyle w:val="Normal"/>
-            </w:pPr>
-            <w:r>
-              <w:t>144 (25,9%)</w:t>
-            </w:r>
-          </w:p>
-        </w:tc>
-        <w:tc>
-          <w:p>
-            <w:pPr>
-              <w:pStyle w:val="Normal"/>
-            </w:pPr>
-            <w:r>
-              <w:t>141 (25,4%)</w:t>
-            </w:r>
-          </w:p>
-        </w:tc>
-        <w:tc>
-          <w:p>
-            <w:pPr>
-              <w:pStyle w:val="Normal"/>
-            </w:pPr>
-            <w:r>
-              <w:t>160 (27,6%)</w:t>
-            </w:r>
-          </w:p>
-        </w:tc>
-        <w:tc>
-          <w:p>
-            <w:pPr>
-              <w:pStyle w:val="Normal"/>
-            </w:pPr>
-            <w:r>
-              <w:t>166 (28,1%)</w:t>
-            </w:r>
-          </w:p>
-        </w:tc>
-        <w:tc>
-          <w:p>
-            <w:pPr>
-              <w:pStyle w:val="Normal"/>
-            </w:pPr>
-            <w:r>
-              <w:t>155 (31,0%)</w:t>
+              <w:t>Età alla data indice,</w:t>
+            </w:r>
+          </w:p>
+        </w:tc>
+        <w:tc>
+          <w:p>
+            <w:pPr>
+              <w:pStyle w:val="Normal"/>
+            </w:pPr>
+            <w:r>
+              <w:t/>
+            </w:r>
+          </w:p>
+        </w:tc>
+        <w:tc>
+          <w:p>
+            <w:pPr>
+              <w:pStyle w:val="Normal"/>
+            </w:pPr>
+            <w:r>
+              <w:t/>
+            </w:r>
+          </w:p>
+        </w:tc>
+        <w:tc>
+          <w:p>
+            <w:pPr>
+              <w:pStyle w:val="Normal"/>
+            </w:pPr>
+            <w:r>
+              <w:t/>
+            </w:r>
+          </w:p>
+        </w:tc>
+        <w:tc>
+          <w:p>
+            <w:pPr>
+              <w:pStyle w:val="Normal"/>
+            </w:pPr>
+            <w:r>
+              <w:t/>
+            </w:r>
+          </w:p>
+        </w:tc>
+        <w:tc>
+          <w:p>
+            <w:pPr>
+              <w:pStyle w:val="Normal"/>
+            </w:pPr>
+            <w:r>
+              <w:t/>
+            </w:r>
+          </w:p>
+        </w:tc>
+        <w:tc>
+          <w:p>
+            <w:pPr>
+              <w:pStyle w:val="Normal"/>
+            </w:pPr>
+            <w:r>
+              <w:t/>
+            </w:r>
+          </w:p>
+        </w:tc>
+        <w:tc>
+          <w:p>
+            <w:pPr>
+              <w:pStyle w:val="Normal"/>
+            </w:pPr>
+            <w:r>
+              <w:t/>
+            </w:r>
+          </w:p>
+        </w:tc>
+        <w:tc>
+          <w:p>
+            <w:pPr>
+              <w:pStyle w:val="Normal"/>
+            </w:pPr>
+            <w:r>
+              <w:t/>
+            </w:r>
+          </w:p>
+        </w:tc>
+        <w:tc>
+          <w:p>
+            <w:pPr>
+              <w:pStyle w:val="Normal"/>
+            </w:pPr>
+            <w:r>
+              <w:t/>
             </w:r>
           </w:p>
         </w:tc>
@@ -425,97 +425,97 @@
               <w:pStyle w:val="Normal"/>
             </w:pPr>
             <w:r>
-              <w:t>BMI pregravidico medio (18,5-24,9), n (%)</w:t>
-            </w:r>
-          </w:p>
-        </w:tc>
-        <w:tc>
-          <w:p>
-            <w:pPr>
-              <w:pStyle w:val="Normal"/>
-            </w:pPr>
-            <w:r>
-              <w:t>190 (32,3%)</w:t>
-            </w:r>
-          </w:p>
-        </w:tc>
-        <w:tc>
-          <w:p>
-            <w:pPr>
-              <w:pStyle w:val="Normal"/>
-            </w:pPr>
-            <w:r>
-              <w:t>185 (34,0%)</w:t>
-            </w:r>
-          </w:p>
-        </w:tc>
-        <w:tc>
-          <w:p>
-            <w:pPr>
-              <w:pStyle w:val="Normal"/>
-            </w:pPr>
-            <w:r>
-              <w:t>194 (34,7%)</w:t>
-            </w:r>
-          </w:p>
-        </w:tc>
-        <w:tc>
-          <w:p>
-            <w:pPr>
-              <w:pStyle w:val="Normal"/>
-            </w:pPr>
-            <w:r>
-              <w:t>181 (34,3%)</w:t>
-            </w:r>
-          </w:p>
-        </w:tc>
-        <w:tc>
-          <w:p>
-            <w:pPr>
-              <w:pStyle w:val="Normal"/>
-            </w:pPr>
-            <w:r>
-              <w:t>198 (35,6%)</w:t>
-            </w:r>
-          </w:p>
-        </w:tc>
-        <w:tc>
-          <w:p>
-            <w:pPr>
-              <w:pStyle w:val="Normal"/>
-            </w:pPr>
-            <w:r>
-              <w:t>197 (35,5%)</w:t>
-            </w:r>
-          </w:p>
-        </w:tc>
-        <w:tc>
-          <w:p>
-            <w:pPr>
-              <w:pStyle w:val="Normal"/>
-            </w:pPr>
-            <w:r>
-              <w:t>190 (32,8%)</w:t>
-            </w:r>
-          </w:p>
-        </w:tc>
-        <w:tc>
-          <w:p>
-            <w:pPr>
-              <w:pStyle w:val="Normal"/>
-            </w:pPr>
-            <w:r>
-              <w:t>204 (34,6%)</w:t>
-            </w:r>
-          </w:p>
-        </w:tc>
-        <w:tc>
-          <w:p>
-            <w:pPr>
-              <w:pStyle w:val="Normal"/>
-            </w:pPr>
-            <w:r>
-              <w:t>159 (31,8%)</w:t>
+              <w:t>  mediana (Q1 - Q3)</w:t>
+            </w:r>
+          </w:p>
+        </w:tc>
+        <w:tc>
+          <w:p>
+            <w:pPr>
+              <w:pStyle w:val="Normal"/>
+            </w:pPr>
+            <w:r>
+              <w:t>50 (40 - 61)</w:t>
+            </w:r>
+          </w:p>
+        </w:tc>
+        <w:tc>
+          <w:p>
+            <w:pPr>
+              <w:pStyle w:val="Normal"/>
+            </w:pPr>
+            <w:r>
+              <w:t>51 (41 - 60)</w:t>
+            </w:r>
+          </w:p>
+        </w:tc>
+        <w:tc>
+          <w:p>
+            <w:pPr>
+              <w:pStyle w:val="Normal"/>
+            </w:pPr>
+            <w:r>
+              <w:t>51 (41 - 61)</w:t>
+            </w:r>
+          </w:p>
+        </w:tc>
+        <w:tc>
+          <w:p>
+            <w:pPr>
+              <w:pStyle w:val="Normal"/>
+            </w:pPr>
+            <w:r>
+              <w:t>50 (41 - 60)</w:t>
+            </w:r>
+          </w:p>
+        </w:tc>
+        <w:tc>
+          <w:p>
+            <w:pPr>
+              <w:pStyle w:val="Normal"/>
+            </w:pPr>
+            <w:r>
+              <w:t>49 (39 - 60)</w:t>
+            </w:r>
+          </w:p>
+        </w:tc>
+        <w:tc>
+          <w:p>
+            <w:pPr>
+              <w:pStyle w:val="Normal"/>
+            </w:pPr>
+            <w:r>
+              <w:t>53 (42 - 61)</w:t>
+            </w:r>
+          </w:p>
+        </w:tc>
+        <w:tc>
+          <w:p>
+            <w:pPr>
+              <w:pStyle w:val="Normal"/>
+            </w:pPr>
+            <w:r>
+              <w:t>50 (42 - 60)</w:t>
+            </w:r>
+          </w:p>
+        </w:tc>
+        <w:tc>
+          <w:p>
+            <w:pPr>
+              <w:pStyle w:val="Normal"/>
+            </w:pPr>
+            <w:r>
+              <w:t>49 (39 - 61)</w:t>
+            </w:r>
+          </w:p>
+        </w:tc>
+        <w:tc>
+          <w:p>
+            <w:pPr>
+              <w:pStyle w:val="Normal"/>
+            </w:pPr>
+            <w:r>
+              <w:t>52 (41 - 62)</w:t>
             </w:r>
           </w:p>
         </w:tc>
@@ -527,97 +527,97 @@
               <w:pStyle w:val="Normal"/>
             </w:pPr>
             <w:r>
-              <w:t>BMI pregravidico alto (&gt;24,9), n (%)</w:t>
-            </w:r>
-          </w:p>
-        </w:tc>
-        <w:tc>
-          <w:p>
-            <w:pPr>
-              <w:pStyle w:val="Normal"/>
-            </w:pPr>
-            <w:r>
-              <w:t>224 (38,0%)</w:t>
-            </w:r>
-          </w:p>
-        </w:tc>
-        <w:tc>
-          <w:p>
-            <w:pPr>
-              <w:pStyle w:val="Normal"/>
-            </w:pPr>
-            <w:r>
-              <w:t>214 (39,3%)</w:t>
-            </w:r>
-          </w:p>
-        </w:tc>
-        <w:tc>
-          <w:p>
-            <w:pPr>
-              <w:pStyle w:val="Normal"/>
-            </w:pPr>
-            <w:r>
-              <w:t>214 (38,3%)</w:t>
-            </w:r>
-          </w:p>
-        </w:tc>
-        <w:tc>
-          <w:p>
-            <w:pPr>
-              <w:pStyle w:val="Normal"/>
-            </w:pPr>
-            <w:r>
-              <w:t>207 (39,2%)</w:t>
-            </w:r>
-          </w:p>
-        </w:tc>
-        <w:tc>
-          <w:p>
-            <w:pPr>
-              <w:pStyle w:val="Normal"/>
-            </w:pPr>
-            <w:r>
-              <w:t>214 (38,5%)</w:t>
-            </w:r>
-          </w:p>
-        </w:tc>
-        <w:tc>
-          <w:p>
-            <w:pPr>
-              <w:pStyle w:val="Normal"/>
-            </w:pPr>
-            <w:r>
-              <w:t>217 (39,1%)</w:t>
-            </w:r>
-          </w:p>
-        </w:tc>
-        <w:tc>
-          <w:p>
-            <w:pPr>
-              <w:pStyle w:val="Normal"/>
-            </w:pPr>
-            <w:r>
-              <w:t>229 (39,6%)</w:t>
-            </w:r>
-          </w:p>
-        </w:tc>
-        <w:tc>
-          <w:p>
-            <w:pPr>
-              <w:pStyle w:val="Normal"/>
-            </w:pPr>
-            <w:r>
-              <w:t>220 (37,3%)</w:t>
-            </w:r>
-          </w:p>
-        </w:tc>
-        <w:tc>
-          <w:p>
-            <w:pPr>
-              <w:pStyle w:val="Normal"/>
-            </w:pPr>
-            <w:r>
-              <w:t>186 (37,2%)</w:t>
+              <w:t>Classi età alla data indice</w:t>
+            </w:r>
+          </w:p>
+        </w:tc>
+        <w:tc>
+          <w:p>
+            <w:pPr>
+              <w:pStyle w:val="Normal"/>
+            </w:pPr>
+            <w:r>
+              <w:t/>
+            </w:r>
+          </w:p>
+        </w:tc>
+        <w:tc>
+          <w:p>
+            <w:pPr>
+              <w:pStyle w:val="Normal"/>
+            </w:pPr>
+            <w:r>
+              <w:t/>
+            </w:r>
+          </w:p>
+        </w:tc>
+        <w:tc>
+          <w:p>
+            <w:pPr>
+              <w:pStyle w:val="Normal"/>
+            </w:pPr>
+            <w:r>
+              <w:t/>
+            </w:r>
+          </w:p>
+        </w:tc>
+        <w:tc>
+          <w:p>
+            <w:pPr>
+              <w:pStyle w:val="Normal"/>
+            </w:pPr>
+            <w:r>
+              <w:t/>
+            </w:r>
+          </w:p>
+        </w:tc>
+        <w:tc>
+          <w:p>
+            <w:pPr>
+              <w:pStyle w:val="Normal"/>
+            </w:pPr>
+            <w:r>
+              <w:t/>
+            </w:r>
+          </w:p>
+        </w:tc>
+        <w:tc>
+          <w:p>
+            <w:pPr>
+              <w:pStyle w:val="Normal"/>
+            </w:pPr>
+            <w:r>
+              <w:t/>
+            </w:r>
+          </w:p>
+        </w:tc>
+        <w:tc>
+          <w:p>
+            <w:pPr>
+              <w:pStyle w:val="Normal"/>
+            </w:pPr>
+            <w:r>
+              <w:t/>
+            </w:r>
+          </w:p>
+        </w:tc>
+        <w:tc>
+          <w:p>
+            <w:pPr>
+              <w:pStyle w:val="Normal"/>
+            </w:pPr>
+            <w:r>
+              <w:t/>
+            </w:r>
+          </w:p>
+        </w:tc>
+        <w:tc>
+          <w:p>
+            <w:pPr>
+              <w:pStyle w:val="Normal"/>
+            </w:pPr>
+            <w:r>
+              <w:t/>
             </w:r>
           </w:p>
         </w:tc>
@@ -629,97 +629,97 @@
               <w:pStyle w:val="Normal"/>
             </w:pPr>
             <w:r>
-              <w:t>Diabete gestazionale, n (%)</w:t>
-            </w:r>
-          </w:p>
-        </w:tc>
-        <w:tc>
-          <w:p>
-            <w:pPr>
-              <w:pStyle w:val="Normal"/>
-            </w:pPr>
-            <w:r>
-              <w:t>157 (26,7%)</w:t>
-            </w:r>
-          </w:p>
-        </w:tc>
-        <w:tc>
-          <w:p>
-            <w:pPr>
-              <w:pStyle w:val="Normal"/>
-            </w:pPr>
-            <w:r>
-              <w:t>146 (26,8%)</w:t>
-            </w:r>
-          </w:p>
-        </w:tc>
-        <w:tc>
-          <w:p>
-            <w:pPr>
-              <w:pStyle w:val="Normal"/>
-            </w:pPr>
-            <w:r>
-              <w:t>146 (26,1%)</w:t>
-            </w:r>
-          </w:p>
-        </w:tc>
-        <w:tc>
-          <w:p>
-            <w:pPr>
-              <w:pStyle w:val="Normal"/>
-            </w:pPr>
-            <w:r>
-              <w:t>150 (28,4%)</w:t>
-            </w:r>
-          </w:p>
-        </w:tc>
-        <w:tc>
-          <w:p>
-            <w:pPr>
-              <w:pStyle w:val="Normal"/>
-            </w:pPr>
-            <w:r>
-              <w:t>173 (31,1%)</w:t>
-            </w:r>
-          </w:p>
-        </w:tc>
-        <w:tc>
-          <w:p>
-            <w:pPr>
-              <w:pStyle w:val="Normal"/>
-            </w:pPr>
-            <w:r>
-              <w:t>138 (24,9%)</w:t>
-            </w:r>
-          </w:p>
-        </w:tc>
-        <w:tc>
-          <w:p>
-            <w:pPr>
-              <w:pStyle w:val="Normal"/>
-            </w:pPr>
-            <w:r>
-              <w:t>174 (30,1%)</w:t>
-            </w:r>
-          </w:p>
-        </w:tc>
-        <w:tc>
-          <w:p>
-            <w:pPr>
-              <w:pStyle w:val="Normal"/>
-            </w:pPr>
-            <w:r>
-              <w:t>181 (30,7%)</w:t>
-            </w:r>
-          </w:p>
-        </w:tc>
-        <w:tc>
-          <w:p>
-            <w:pPr>
-              <w:pStyle w:val="Normal"/>
-            </w:pPr>
-            <w:r>
-              <w:t>133 (26,6%)</w:t>
+              <w:t>  18-44, n (%)</w:t>
+            </w:r>
+          </w:p>
+        </w:tc>
+        <w:tc>
+          <w:p>
+            <w:pPr>
+              <w:pStyle w:val="Normal"/>
+            </w:pPr>
+            <w:r>
+              <w:t>196 (36,2%)</w:t>
+            </w:r>
+          </w:p>
+        </w:tc>
+        <w:tc>
+          <w:p>
+            <w:pPr>
+              <w:pStyle w:val="Normal"/>
+            </w:pPr>
+            <w:r>
+              <w:t>171 (30,8%)</w:t>
+            </w:r>
+          </w:p>
+        </w:tc>
+        <w:tc>
+          <w:p>
+            <w:pPr>
+              <w:pStyle w:val="Normal"/>
+            </w:pPr>
+            <w:r>
+              <w:t>176 (32,5%)</w:t>
+            </w:r>
+          </w:p>
+        </w:tc>
+        <w:tc>
+          <w:p>
+            <w:pPr>
+              <w:pStyle w:val="Normal"/>
+            </w:pPr>
+            <w:r>
+              <w:t>180 (32,4%)</w:t>
+            </w:r>
+          </w:p>
+        </w:tc>
+        <w:tc>
+          <w:p>
+            <w:pPr>
+              <w:pStyle w:val="Normal"/>
+            </w:pPr>
+            <w:r>
+              <w:t>216 (37,5%)</w:t>
+            </w:r>
+          </w:p>
+        </w:tc>
+        <w:tc>
+          <w:p>
+            <w:pPr>
+              <w:pStyle w:val="Normal"/>
+            </w:pPr>
+            <w:r>
+              <w:t>180 (30,4%)</w:t>
+            </w:r>
+          </w:p>
+        </w:tc>
+        <w:tc>
+          <w:p>
+            <w:pPr>
+              <w:pStyle w:val="Normal"/>
+            </w:pPr>
+            <w:r>
+              <w:t>180 (33,0%)</w:t>
+            </w:r>
+          </w:p>
+        </w:tc>
+        <w:tc>
+          <w:p>
+            <w:pPr>
+              <w:pStyle w:val="Normal"/>
+            </w:pPr>
+            <w:r>
+              <w:t>198 (36,6%)</w:t>
+            </w:r>
+          </w:p>
+        </w:tc>
+        <w:tc>
+          <w:p>
+            <w:pPr>
+              <w:pStyle w:val="Normal"/>
+            </w:pPr>
+            <w:r>
+              <w:t>177 (32,2%)</w:t>
             </w:r>
           </w:p>
         </w:tc>
@@ -731,6 +731,516 @@
               <w:pStyle w:val="Normal"/>
             </w:pPr>
             <w:r>
+              <w:t>  45-64, n (%)</w:t>
+            </w:r>
+          </w:p>
+        </w:tc>
+        <w:tc>
+          <w:p>
+            <w:pPr>
+              <w:pStyle w:val="Normal"/>
+            </w:pPr>
+            <w:r>
+              <w:t>251 (46,3%)</w:t>
+            </w:r>
+          </w:p>
+        </w:tc>
+        <w:tc>
+          <w:p>
+            <w:pPr>
+              <w:pStyle w:val="Normal"/>
+            </w:pPr>
+            <w:r>
+              <w:t>291 (52,4%)</w:t>
+            </w:r>
+          </w:p>
+        </w:tc>
+        <w:tc>
+          <w:p>
+            <w:pPr>
+              <w:pStyle w:val="Normal"/>
+            </w:pPr>
+            <w:r>
+              <w:t>261 (48,2%)</w:t>
+            </w:r>
+          </w:p>
+        </w:tc>
+        <w:tc>
+          <w:p>
+            <w:pPr>
+              <w:pStyle w:val="Normal"/>
+            </w:pPr>
+            <w:r>
+              <w:t>277 (49,8%)</w:t>
+            </w:r>
+          </w:p>
+        </w:tc>
+        <w:tc>
+          <w:p>
+            <w:pPr>
+              <w:pStyle w:val="Normal"/>
+            </w:pPr>
+            <w:r>
+              <w:t>254 (44,1%)</w:t>
+            </w:r>
+          </w:p>
+        </w:tc>
+        <w:tc>
+          <w:p>
+            <w:pPr>
+              <w:pStyle w:val="Normal"/>
+            </w:pPr>
+            <w:r>
+              <w:t>308 (51,9%)</w:t>
+            </w:r>
+          </w:p>
+        </w:tc>
+        <w:tc>
+          <w:p>
+            <w:pPr>
+              <w:pStyle w:val="Normal"/>
+            </w:pPr>
+            <w:r>
+              <w:t>269 (49,3%)</w:t>
+            </w:r>
+          </w:p>
+        </w:tc>
+        <w:tc>
+          <w:p>
+            <w:pPr>
+              <w:pStyle w:val="Normal"/>
+            </w:pPr>
+            <w:r>
+              <w:t>251 (46,4%)</w:t>
+            </w:r>
+          </w:p>
+        </w:tc>
+        <w:tc>
+          <w:p>
+            <w:pPr>
+              <w:pStyle w:val="Normal"/>
+            </w:pPr>
+            <w:r>
+              <w:t>268 (48,7%)</w:t>
+            </w:r>
+          </w:p>
+        </w:tc>
+      </w:tr>
+      <w:tr>
+        <w:tc>
+          <w:p>
+            <w:pPr>
+              <w:pStyle w:val="Normal"/>
+            </w:pPr>
+            <w:r>
+              <w:t>BMI pregravidico basso (&lt;18,5), n (%)</w:t>
+            </w:r>
+          </w:p>
+        </w:tc>
+        <w:tc>
+          <w:p>
+            <w:pPr>
+              <w:pStyle w:val="Normal"/>
+            </w:pPr>
+            <w:r>
+              <w:t>219 (40,4%)</w:t>
+            </w:r>
+          </w:p>
+        </w:tc>
+        <w:tc>
+          <w:p>
+            <w:pPr>
+              <w:pStyle w:val="Normal"/>
+            </w:pPr>
+            <w:r>
+              <w:t>266 (47,9%)</w:t>
+            </w:r>
+          </w:p>
+        </w:tc>
+        <w:tc>
+          <w:p>
+            <w:pPr>
+              <w:pStyle w:val="Normal"/>
+            </w:pPr>
+            <w:r>
+              <w:t>232 (42,9%)</w:t>
+            </w:r>
+          </w:p>
+        </w:tc>
+        <w:tc>
+          <w:p>
+            <w:pPr>
+              <w:pStyle w:val="Normal"/>
+            </w:pPr>
+            <w:r>
+              <w:t>263 (47,3%)</w:t>
+            </w:r>
+          </w:p>
+        </w:tc>
+        <w:tc>
+          <w:p>
+            <w:pPr>
+              <w:pStyle w:val="Normal"/>
+            </w:pPr>
+            <w:r>
+              <w:t>261 (45,3%)</w:t>
+            </w:r>
+          </w:p>
+        </w:tc>
+        <w:tc>
+          <w:p>
+            <w:pPr>
+              <w:pStyle w:val="Normal"/>
+            </w:pPr>
+            <w:r>
+              <w:t>275 (46,4%)</w:t>
+            </w:r>
+          </w:p>
+        </w:tc>
+        <w:tc>
+          <w:p>
+            <w:pPr>
+              <w:pStyle w:val="Normal"/>
+            </w:pPr>
+            <w:r>
+              <w:t>236 (43,2%)</w:t>
+            </w:r>
+          </w:p>
+        </w:tc>
+        <w:tc>
+          <w:p>
+            <w:pPr>
+              <w:pStyle w:val="Normal"/>
+            </w:pPr>
+            <w:r>
+              <w:t>249 (46,0%)</w:t>
+            </w:r>
+          </w:p>
+        </w:tc>
+        <w:tc>
+          <w:p>
+            <w:pPr>
+              <w:pStyle w:val="Normal"/>
+            </w:pPr>
+            <w:r>
+              <w:t>246 (44,7%)</w:t>
+            </w:r>
+          </w:p>
+        </w:tc>
+      </w:tr>
+      <w:tr>
+        <w:tc>
+          <w:p>
+            <w:pPr>
+              <w:pStyle w:val="Normal"/>
+            </w:pPr>
+            <w:r>
+              <w:t>BMI pregravidico medio (18,5-24,9), n (%)</w:t>
+            </w:r>
+          </w:p>
+        </w:tc>
+        <w:tc>
+          <w:p>
+            <w:pPr>
+              <w:pStyle w:val="Normal"/>
+            </w:pPr>
+            <w:r>
+              <w:t>77 (14,2%)</w:t>
+            </w:r>
+          </w:p>
+        </w:tc>
+        <w:tc>
+          <w:p>
+            <w:pPr>
+              <w:pStyle w:val="Normal"/>
+            </w:pPr>
+            <w:r>
+              <w:t>80 (14,4%)</w:t>
+            </w:r>
+          </w:p>
+        </w:tc>
+        <w:tc>
+          <w:p>
+            <w:pPr>
+              <w:pStyle w:val="Normal"/>
+            </w:pPr>
+            <w:r>
+              <w:t>94 (17,4%)</w:t>
+            </w:r>
+          </w:p>
+        </w:tc>
+        <w:tc>
+          <w:p>
+            <w:pPr>
+              <w:pStyle w:val="Normal"/>
+            </w:pPr>
+            <w:r>
+              <w:t>85 (15,3%)</w:t>
+            </w:r>
+          </w:p>
+        </w:tc>
+        <w:tc>
+          <w:p>
+            <w:pPr>
+              <w:pStyle w:val="Normal"/>
+            </w:pPr>
+            <w:r>
+              <w:t>81 (14,1%)</w:t>
+            </w:r>
+          </w:p>
+        </w:tc>
+        <w:tc>
+          <w:p>
+            <w:pPr>
+              <w:pStyle w:val="Normal"/>
+            </w:pPr>
+            <w:r>
+              <w:t>106 (17,9%)</w:t>
+            </w:r>
+          </w:p>
+        </w:tc>
+        <w:tc>
+          <w:p>
+            <w:pPr>
+              <w:pStyle w:val="Normal"/>
+            </w:pPr>
+            <w:r>
+              <w:t>90 (16,5%)</w:t>
+            </w:r>
+          </w:p>
+        </w:tc>
+        <w:tc>
+          <w:p>
+            <w:pPr>
+              <w:pStyle w:val="Normal"/>
+            </w:pPr>
+            <w:r>
+              <w:t>84 (15,5%)</w:t>
+            </w:r>
+          </w:p>
+        </w:tc>
+        <w:tc>
+          <w:p>
+            <w:pPr>
+              <w:pStyle w:val="Normal"/>
+            </w:pPr>
+            <w:r>
+              <w:t>90 (16,4%)</w:t>
+            </w:r>
+          </w:p>
+        </w:tc>
+      </w:tr>
+      <w:tr>
+        <w:tc>
+          <w:p>
+            <w:pPr>
+              <w:pStyle w:val="Normal"/>
+            </w:pPr>
+            <w:r>
+              <w:t>BMI pregravidico alto (&gt;24,9), n (%)</w:t>
+            </w:r>
+          </w:p>
+        </w:tc>
+        <w:tc>
+          <w:p>
+            <w:pPr>
+              <w:pStyle w:val="Normal"/>
+            </w:pPr>
+            <w:r>
+              <w:t>246 (45,4%)</w:t>
+            </w:r>
+          </w:p>
+        </w:tc>
+        <w:tc>
+          <w:p>
+            <w:pPr>
+              <w:pStyle w:val="Normal"/>
+            </w:pPr>
+            <w:r>
+              <w:t>209 (37,7%)</w:t>
+            </w:r>
+          </w:p>
+        </w:tc>
+        <w:tc>
+          <w:p>
+            <w:pPr>
+              <w:pStyle w:val="Normal"/>
+            </w:pPr>
+            <w:r>
+              <w:t>215 (39,7%)</w:t>
+            </w:r>
+          </w:p>
+        </w:tc>
+        <w:tc>
+          <w:p>
+            <w:pPr>
+              <w:pStyle w:val="Normal"/>
+            </w:pPr>
+            <w:r>
+              <w:t>208 (37,4%)</w:t>
+            </w:r>
+          </w:p>
+        </w:tc>
+        <w:tc>
+          <w:p>
+            <w:pPr>
+              <w:pStyle w:val="Normal"/>
+            </w:pPr>
+            <w:r>
+              <w:t>234 (40,6%)</w:t>
+            </w:r>
+          </w:p>
+        </w:tc>
+        <w:tc>
+          <w:p>
+            <w:pPr>
+              <w:pStyle w:val="Normal"/>
+            </w:pPr>
+            <w:r>
+              <w:t>212 (35,8%)</w:t>
+            </w:r>
+          </w:p>
+        </w:tc>
+        <w:tc>
+          <w:p>
+            <w:pPr>
+              <w:pStyle w:val="Normal"/>
+            </w:pPr>
+            <w:r>
+              <w:t>220 (40,3%)</w:t>
+            </w:r>
+          </w:p>
+        </w:tc>
+        <w:tc>
+          <w:p>
+            <w:pPr>
+              <w:pStyle w:val="Normal"/>
+            </w:pPr>
+            <w:r>
+              <w:t>208 (38,4%)</w:t>
+            </w:r>
+          </w:p>
+        </w:tc>
+        <w:tc>
+          <w:p>
+            <w:pPr>
+              <w:pStyle w:val="Normal"/>
+            </w:pPr>
+            <w:r>
+              <w:t>214 (38,9%)</w:t>
+            </w:r>
+          </w:p>
+        </w:tc>
+      </w:tr>
+      <w:tr>
+        <w:tc>
+          <w:p>
+            <w:pPr>
+              <w:pStyle w:val="Normal"/>
+            </w:pPr>
+            <w:r>
+              <w:t>Diabete gestazionale, n (%)</w:t>
+            </w:r>
+          </w:p>
+        </w:tc>
+        <w:tc>
+          <w:p>
+            <w:pPr>
+              <w:pStyle w:val="Normal"/>
+            </w:pPr>
+            <w:r>
+              <w:t>126 (23,2%)</w:t>
+            </w:r>
+          </w:p>
+        </w:tc>
+        <w:tc>
+          <w:p>
+            <w:pPr>
+              <w:pStyle w:val="Normal"/>
+            </w:pPr>
+            <w:r>
+              <w:t>128 (23,1%)</w:t>
+            </w:r>
+          </w:p>
+        </w:tc>
+        <w:tc>
+          <w:p>
+            <w:pPr>
+              <w:pStyle w:val="Normal"/>
+            </w:pPr>
+            <w:r>
+              <w:t>123 (22,7%)</w:t>
+            </w:r>
+          </w:p>
+        </w:tc>
+        <w:tc>
+          <w:p>
+            <w:pPr>
+              <w:pStyle w:val="Normal"/>
+            </w:pPr>
+            <w:r>
+              <w:t>126 (22,7%)</w:t>
+            </w:r>
+          </w:p>
+        </w:tc>
+        <w:tc>
+          <w:p>
+            <w:pPr>
+              <w:pStyle w:val="Normal"/>
+            </w:pPr>
+            <w:r>
+              <w:t>118 (20,5%)</w:t>
+            </w:r>
+          </w:p>
+        </w:tc>
+        <w:tc>
+          <w:p>
+            <w:pPr>
+              <w:pStyle w:val="Normal"/>
+            </w:pPr>
+            <w:r>
+              <w:t>122 (20,6%)</w:t>
+            </w:r>
+          </w:p>
+        </w:tc>
+        <w:tc>
+          <w:p>
+            <w:pPr>
+              <w:pStyle w:val="Normal"/>
+            </w:pPr>
+            <w:r>
+              <w:t>112 (20,5%)</w:t>
+            </w:r>
+          </w:p>
+        </w:tc>
+        <w:tc>
+          <w:p>
+            <w:pPr>
+              <w:pStyle w:val="Normal"/>
+            </w:pPr>
+            <w:r>
+              <w:t>113 (20,9%)</w:t>
+            </w:r>
+          </w:p>
+        </w:tc>
+        <w:tc>
+          <w:p>
+            <w:pPr>
+              <w:pStyle w:val="Normal"/>
+            </w:pPr>
+            <w:r>
+              <w:t>131 (23,8%)</w:t>
+            </w:r>
+          </w:p>
+        </w:tc>
+      </w:tr>
+      <w:tr>
+        <w:tc>
+          <w:p>
+            <w:pPr>
+              <w:pStyle w:val="Normal"/>
+            </w:pPr>
+            <w:r>
               <w:t>Diabete pregravidico, n (%)</w:t>
             </w:r>
           </w:p>
@@ -741,87 +1251,87 @@
               <w:pStyle w:val="Normal"/>
             </w:pPr>
             <w:r>
-              <w:t>443 (75,2%)</w:t>
-            </w:r>
-          </w:p>
-        </w:tc>
-        <w:tc>
-          <w:p>
-            <w:pPr>
-              <w:pStyle w:val="Normal"/>
-            </w:pPr>
-            <w:r>
-              <w:t>380 (69,9%)</w:t>
-            </w:r>
-          </w:p>
-        </w:tc>
-        <w:tc>
-          <w:p>
-            <w:pPr>
-              <w:pStyle w:val="Normal"/>
-            </w:pPr>
-            <w:r>
-              <w:t>402 (71,9%)</w:t>
-            </w:r>
-          </w:p>
-        </w:tc>
-        <w:tc>
-          <w:p>
-            <w:pPr>
-              <w:pStyle w:val="Normal"/>
-            </w:pPr>
-            <w:r>
-              <w:t>394 (74,6%)</w:t>
-            </w:r>
-          </w:p>
-        </w:tc>
-        <w:tc>
-          <w:p>
-            <w:pPr>
-              <w:pStyle w:val="Normal"/>
-            </w:pPr>
-            <w:r>
-              <w:t>410 (73,7%)</w:t>
-            </w:r>
-          </w:p>
-        </w:tc>
-        <w:tc>
-          <w:p>
-            <w:pPr>
-              <w:pStyle w:val="Normal"/>
-            </w:pPr>
-            <w:r>
-              <w:t>413 (74,4%)</w:t>
-            </w:r>
-          </w:p>
-        </w:tc>
-        <w:tc>
-          <w:p>
-            <w:pPr>
-              <w:pStyle w:val="Normal"/>
-            </w:pPr>
-            <w:r>
-              <w:t>410 (70,8%)</w:t>
-            </w:r>
-          </w:p>
-        </w:tc>
-        <w:tc>
-          <w:p>
-            <w:pPr>
-              <w:pStyle w:val="Normal"/>
-            </w:pPr>
-            <w:r>
-              <w:t>430 (72,9%)</w:t>
-            </w:r>
-          </w:p>
-        </w:tc>
-        <w:tc>
-          <w:p>
-            <w:pPr>
-              <w:pStyle w:val="Normal"/>
-            </w:pPr>
-            <w:r>
-              <w:t>378 (75,6%)</w:t>
+              <w:t>182 (33,6%)</w:t>
+            </w:r>
+          </w:p>
+        </w:tc>
+        <w:tc>
+          <w:p>
+            <w:pPr>
+              <w:pStyle w:val="Normal"/>
+            </w:pPr>
+            <w:r>
+              <w:t>165 (29,7%)</w:t>
+            </w:r>
+          </w:p>
+        </w:tc>
+        <w:tc>
+          <w:p>
+            <w:pPr>
+              <w:pStyle w:val="Normal"/>
+            </w:pPr>
+            <w:r>
+              <w:t>162 (29,9%)</w:t>
+            </w:r>
+          </w:p>
+        </w:tc>
+        <w:tc>
+          <w:p>
+            <w:pPr>
+              <w:pStyle w:val="Normal"/>
+            </w:pPr>
+            <w:r>
+              <w:t>160 (28,8%)</w:t>
+            </w:r>
+          </w:p>
+        </w:tc>
+        <w:tc>
+          <w:p>
+            <w:pPr>
+              <w:pStyle w:val="Normal"/>
+            </w:pPr>
+            <w:r>
+              <w:t>162 (28,1%)</w:t>
+            </w:r>
+          </w:p>
+        </w:tc>
+        <w:tc>
+          <w:p>
+            <w:pPr>
+              <w:pStyle w:val="Normal"/>
+            </w:pPr>
+            <w:r>
+              <w:t>175 (29,5%)</w:t>
+            </w:r>
+          </w:p>
+        </w:tc>
+        <w:tc>
+          <w:p>
+            <w:pPr>
+              <w:pStyle w:val="Normal"/>
+            </w:pPr>
+            <w:r>
+              <w:t>169 (31,0%)</w:t>
+            </w:r>
+          </w:p>
+        </w:tc>
+        <w:tc>
+          <w:p>
+            <w:pPr>
+              <w:pStyle w:val="Normal"/>
+            </w:pPr>
+            <w:r>
+              <w:t>153 (28,3%)</w:t>
+            </w:r>
+          </w:p>
+        </w:tc>
+        <w:tc>
+          <w:p>
+            <w:pPr>
+              <w:pStyle w:val="Normal"/>
+            </w:pPr>
+            <w:r>
+              <w:t>167 (30,4%)</w:t>
             </w:r>
           </w:p>
         </w:tc>
